--- a/.source-artifacts/report-content-v3/by-section/15 - Power Orientation.docx
+++ b/.source-artifacts/report-content-v3/by-section/15 - Power Orientation.docx
@@ -149,7 +149,7 @@
           <w:iCs w:val="0"/>
           <w:rtl w:val="0"/>
         </w:rPr>
-        <w:t xml:space="preserve">They may lead spontaneously when desire runs high, they may yield playfully when the dynamic feels exciting and free, and power is usually flirtatious, expressed through teasing, challenge, and momentum rather than structure or emotional caretaking. Typical patterns often include building intensity through playful pursuit and catch me if you can energy, shifting roles quickly with mood, novelty, or chemistry, and avoiding rigid power dynamics when they feel confining or overly serious. Because they connect sexuality with freedom and activation, power play that feels heavy, overly structured, or emotionally demanding often shuts desire down.</w:t>
+        <w:t xml:space="preserve">They may lead spontaneously when desire runs high, they may yield playfully when the dynamic feels exciting and free, and power is usually flirtatious, expressed through teasing, challenge, and momentum rather than structure or emotional caretaking. Typical patterns often include building intensity through playful pursuit and “catch me if you can” energy, shifting roles quickly with mood, novelty, or chemistry, and avoiding rigid power dynamics when they feel confining or overly serious. Because they connect sexuality with freedom and activation, power play that feels heavy, overly structured, or emotionally demanding often shuts desire down.</w:t>
       </w:r>
       <w:r>
         <w:rPr>
